--- a/Øvelser/Geografi/konvektionskammer/konvektionskammer.docx
+++ b/Øvelser/Geografi/konvektionskammer/konvektionskammer.docx
@@ -639,6 +639,105 @@
       </w:tr>
     </w:tbl>
     <w:bookmarkEnd w:id="30"/>
+    <w:bookmarkStart w:id="31" w:name="journalspørgsmål"/>
+    <w:p>
+      <w:pPr>
+        <w:pStyle w:val="Heading2"/>
+      </w:pPr>
+      <w:r>
+        <w:t xml:space="preserve">Journalspørgsmål</w:t>
+      </w:r>
+    </w:p>
+    <w:p>
+      <w:pPr>
+        <w:pStyle w:val="Compact"/>
+        <w:numPr>
+          <w:ilvl w:val="0"/>
+          <w:numId w:val="1004"/>
+        </w:numPr>
+      </w:pPr>
+      <w:r>
+        <w:t xml:space="preserve">Hvad sker der med røgen, når I holder den over den kolde skorsten — og hvad sker der, hvis I i stedet holder den over den varme? Forklar hvorfor.</w:t>
+      </w:r>
+    </w:p>
+    <w:p>
+      <w:pPr>
+        <w:pStyle w:val="Compact"/>
+        <w:numPr>
+          <w:ilvl w:val="0"/>
+          <w:numId w:val="1004"/>
+        </w:numPr>
+      </w:pPr>
+      <w:r>
+        <w:t xml:space="preserve">Forklar, hvorfor luften over lyset stiger op. Brug begreberne</w:t>
+      </w:r>
+      <w:r>
+        <w:t xml:space="preserve"> </w:t>
+      </w:r>
+      <w:r>
+        <w:rPr>
+          <w:i/>
+          <w:iCs/>
+        </w:rPr>
+        <w:t xml:space="preserve">densitet</w:t>
+      </w:r>
+      <w:r>
+        <w:t xml:space="preserve"> </w:t>
+      </w:r>
+      <w:r>
+        <w:t xml:space="preserve">og</w:t>
+      </w:r>
+      <w:r>
+        <w:t xml:space="preserve"> </w:t>
+      </w:r>
+      <w:r>
+        <w:rPr>
+          <w:i/>
+          <w:iCs/>
+        </w:rPr>
+        <w:t xml:space="preserve">opdrift</w:t>
+      </w:r>
+      <w:r>
+        <w:t xml:space="preserve">.</w:t>
+      </w:r>
+    </w:p>
+    <w:p>
+      <w:pPr>
+        <w:pStyle w:val="Compact"/>
+        <w:numPr>
+          <w:ilvl w:val="0"/>
+          <w:numId w:val="1004"/>
+        </w:numPr>
+      </w:pPr>
+      <w:r>
+        <w:t xml:space="preserve">Hvor i kammeret er der højtryk, og hvor er der lavtryk? Begrund jeres placering af H og L.</w:t>
+      </w:r>
+    </w:p>
+    <w:p>
+      <w:pPr>
+        <w:pStyle w:val="Compact"/>
+        <w:numPr>
+          <w:ilvl w:val="0"/>
+          <w:numId w:val="1004"/>
+        </w:numPr>
+      </w:pPr>
+      <w:r>
+        <w:t xml:space="preserve">Langs bunden af kammeret bevæger luften sig fra den kolde til den varme skorsten. Hvad svarer den luftstrøm til i den virkelige atmosfære?</w:t>
+      </w:r>
+    </w:p>
+    <w:p>
+      <w:pPr>
+        <w:pStyle w:val="Compact"/>
+        <w:numPr>
+          <w:ilvl w:val="0"/>
+          <w:numId w:val="1004"/>
+        </w:numPr>
+      </w:pPr>
+      <w:r>
+        <w:t xml:space="preserve">Giv et eksempel fra virkeligheden, hvor forskellig opvarmning af jordoverfladen skaber termiske tryksystemer og vind (fx søbrise og landbrise ved kysten).</w:t>
+      </w:r>
+    </w:p>
+    <w:bookmarkEnd w:id="31"/>
     <w:sectPr>
       <w:headerReference r:id="rId7" w:type="default"/>
       <w:footerReference r:id="rId8" w:type="default"/>
@@ -770,7 +869,7 @@
         <w:sz w:val="16"/>
         <w:szCs w:val="16"/>
       </w:rPr>
-      <w:t xml:space="preserve"/>
+      <w:t xml:space="preserve">NATURGEOGRAFI</w:t>
     </w:r>
     <w:r>
       <w:rPr>
@@ -1222,6 +1321,36 @@
   </w:num>
   <w:num w:numId="1003">
     <w:abstractNumId w:val="991"/>
+  </w:num>
+  <w:num w:numId="1004">
+    <w:abstractNumId w:val="99411"/>
+    <w:lvlOverride w:ilvl="0">
+      <w:startOverride w:val="1"/>
+    </w:lvlOverride>
+    <w:lvlOverride w:ilvl="1">
+      <w:startOverride w:val="1"/>
+    </w:lvlOverride>
+    <w:lvlOverride w:ilvl="2">
+      <w:startOverride w:val="1"/>
+    </w:lvlOverride>
+    <w:lvlOverride w:ilvl="3">
+      <w:startOverride w:val="1"/>
+    </w:lvlOverride>
+    <w:lvlOverride w:ilvl="4">
+      <w:startOverride w:val="1"/>
+    </w:lvlOverride>
+    <w:lvlOverride w:ilvl="5">
+      <w:startOverride w:val="1"/>
+    </w:lvlOverride>
+    <w:lvlOverride w:ilvl="6">
+      <w:startOverride w:val="1"/>
+    </w:lvlOverride>
+    <w:lvlOverride w:ilvl="7">
+      <w:startOverride w:val="1"/>
+    </w:lvlOverride>
+    <w:lvlOverride w:ilvl="8">
+      <w:startOverride w:val="1"/>
+    </w:lvlOverride>
   </w:num>
 </w:numbering>
 </file>
